--- a/public/docxTemplate/测评报告.docx
+++ b/public/docxTemplate/测评报告.docx
@@ -1661,7 +1661,7 @@
           <w:szCs w:val="24"/>
           <w:lang w:val="en-US" w:eastAsia="zh-CN"/>
         </w:rPr>
-        <w:t>报告分析</w:t>
+        <w:t>{#img}报告分析</w:t>
       </w:r>
       <w:r>
         <w:rPr>
@@ -1673,6 +1673,9 @@
           <w:szCs w:val="24"/>
         </w:rPr>
         <w:t>：</w:t>
+      </w:r>
+      <w:r>
+        <w:t>{/img}</w:t>
       </w:r>
     </w:p>
     <w:p>
